--- a/round1/output/docx_sections/DOCE Zoning.docx
+++ b/round1/output/docx_sections/DOCE Zoning.docx
@@ -8,7 +8,7 @@
       </w:pPr>
       <w:r>
         <w:rPr>
-          <w:rFonts w:ascii="Aptos Display" w:hAnsi="Aptos Display"/>
+          <w:rFonts w:ascii="Aptos" w:hAnsi="Aptos"/>
           <w:b w:val="0"/>
           <w:i w:val="0"/>
           <w:color w:val="0F4761"/>
@@ -90,26 +90,30 @@
       </w:r>
       <w:r>
         <w:rPr>
-          <w:rFonts w:ascii="Arial" w:hAnsi="Arial"/>
+          <w:rFonts w:ascii="Aptos" w:hAnsi="Aptos"/>
           <w:b w:val="0"/>
           <w:i w:val="0"/>
           <w:color w:val="000000"/>
-          <w:sz w:val="22"/>
+          <w:sz w:val="24"/>
         </w:rPr>
-        <w:t>The Zoning team is responsible for ensuring that proposed land uses, developments, and property changes comply with the City's zoning ordinance before permits, certificates, or approvals are issued. They conduct extensive property and zoning history research, review zoning and permit applications, perform zone checks, prepare reports and legal notices, and coordinate with Code Enforcement, CPO, inspectors, and other City departments. Their work relies heavily on historical property records, interdepartmental collaboration, and documenting zoning decisions that support future enforcement and permitting activities.</w:t>
+        <w:t xml:space="preserve">The Zoning team is responsible for </w:t>
       </w:r>
-    </w:p>
-    <w:p>
-      <w:pPr/>
       <w:r>
         <w:rPr>
-          <w:rFonts w:ascii="Arial" w:hAnsi="Arial"/>
+          <w:rFonts w:ascii="Aptos" w:hAnsi="Aptos"/>
+          <w:sz w:val="24"/>
+        </w:rPr>
+        <w:t xml:space="preserve">reviewing zoning compliance, variances, permitted uses, complaints and applications, </w:t>
+      </w:r>
+      <w:r>
+        <w:rPr>
+          <w:rFonts w:ascii="Aptos" w:hAnsi="Aptos"/>
           <w:b w:val="0"/>
           <w:i w:val="0"/>
           <w:color w:val="000000"/>
-          <w:sz w:val="22"/>
+          <w:sz w:val="24"/>
         </w:rPr>
-        <w:t xml:space="preserve"> </w:t>
+        <w:t>ensuring that proposed land uses, developments, and property changes comply with the City's zoning ordinance before permits, certificates, or approvals are issued. They conduct extensive property and zoning history research, review zoning and permit applications, perform zone checks, prepare reports and legal notices, and coordinate with Code Enforcement, CPO, inspectors, and other City departments. Their work relies heavily on historical property records, interdepartmental collaboration, and documenting zoning decisions that support future enforcement and permitting activities.</w:t>
       </w:r>
     </w:p>
     <w:p>
@@ -117,13 +121,7 @@
         <w:pStyle w:val="Heading3"/>
       </w:pPr>
       <w:r>
-        <w:rPr>
-          <w:rFonts w:ascii="Aptos" w:hAnsi="Aptos"/>
-          <w:b w:val="0"/>
-          <w:i w:val="0"/>
-          <w:color w:val="0F4761"/>
-          <w:sz w:val="28"/>
-        </w:rPr>
+        <w:rPr/>
         <w:t>Responsibilities:</w:t>
       </w:r>
     </w:p>
@@ -133,21 +131,21 @@
       </w:pPr>
       <w:r>
         <w:rPr>
-          <w:rFonts w:ascii="Arial" w:hAnsi="Arial"/>
+          <w:rFonts w:ascii="Aptos" w:hAnsi="Aptos"/>
           <w:b/>
           <w:i w:val="0"/>
           <w:color w:val="000000"/>
-          <w:sz w:val="22"/>
+          <w:sz w:val="24"/>
         </w:rPr>
         <w:t>Property &amp; Parcel Research:</w:t>
       </w:r>
       <w:r>
         <w:rPr>
-          <w:rFonts w:ascii="Arial" w:hAnsi="Arial"/>
+          <w:rFonts w:ascii="Aptos" w:hAnsi="Aptos"/>
           <w:b w:val="0"/>
           <w:i w:val="0"/>
           <w:color w:val="000000"/>
-          <w:sz w:val="22"/>
+          <w:sz w:val="24"/>
         </w:rPr>
         <w:t xml:space="preserve"> Research parcel history, zoning history, ownership changes, historical approvals, variances, conditional uses, and previous land use decisions.</w:t>
       </w:r>
@@ -158,21 +156,21 @@
       </w:pPr>
       <w:r>
         <w:rPr>
-          <w:rFonts w:ascii="Arial" w:hAnsi="Arial"/>
+          <w:rFonts w:ascii="Aptos" w:hAnsi="Aptos"/>
           <w:b/>
           <w:i w:val="0"/>
           <w:color w:val="000000"/>
-          <w:sz w:val="22"/>
+          <w:sz w:val="24"/>
         </w:rPr>
         <w:t>Application Review:</w:t>
       </w:r>
       <w:r>
         <w:rPr>
-          <w:rFonts w:ascii="Arial" w:hAnsi="Arial"/>
+          <w:rFonts w:ascii="Aptos" w:hAnsi="Aptos"/>
           <w:b w:val="0"/>
           <w:i w:val="0"/>
           <w:color w:val="000000"/>
-          <w:sz w:val="22"/>
+          <w:sz w:val="24"/>
         </w:rPr>
         <w:t xml:space="preserve"> Review zoning, site plan, subdivision, permit, Certificate of Use (CofU), and development applications for completeness and ordinance compliance.</w:t>
       </w:r>
@@ -183,21 +181,21 @@
       </w:pPr>
       <w:r>
         <w:rPr>
-          <w:rFonts w:ascii="Arial" w:hAnsi="Arial"/>
+          <w:rFonts w:ascii="Aptos" w:hAnsi="Aptos"/>
           <w:b/>
           <w:i w:val="0"/>
           <w:color w:val="000000"/>
-          <w:sz w:val="22"/>
+          <w:sz w:val="24"/>
         </w:rPr>
         <w:t>Zone Checks:</w:t>
       </w:r>
       <w:r>
         <w:rPr>
-          <w:rFonts w:ascii="Arial" w:hAnsi="Arial"/>
+          <w:rFonts w:ascii="Aptos" w:hAnsi="Aptos"/>
           <w:b w:val="0"/>
           <w:i w:val="0"/>
           <w:color w:val="000000"/>
-          <w:sz w:val="22"/>
+          <w:sz w:val="24"/>
         </w:rPr>
         <w:t xml:space="preserve"> Perform zone checks for Certificates of Use, Certificates of Compliance, Rental Registry, residential and commercial properties.</w:t>
       </w:r>
@@ -208,21 +206,21 @@
       </w:pPr>
       <w:r>
         <w:rPr>
-          <w:rFonts w:ascii="Arial" w:hAnsi="Arial"/>
+          <w:rFonts w:ascii="Aptos" w:hAnsi="Aptos"/>
           <w:b/>
           <w:i w:val="0"/>
           <w:color w:val="000000"/>
-          <w:sz w:val="22"/>
+          <w:sz w:val="24"/>
         </w:rPr>
         <w:t>Permit Review:</w:t>
       </w:r>
       <w:r>
         <w:rPr>
-          <w:rFonts w:ascii="Arial" w:hAnsi="Arial"/>
+          <w:rFonts w:ascii="Aptos" w:hAnsi="Aptos"/>
           <w:b w:val="0"/>
           <w:i w:val="0"/>
           <w:color w:val="000000"/>
-          <w:sz w:val="22"/>
+          <w:sz w:val="24"/>
         </w:rPr>
         <w:t xml:space="preserve"> Review permit applications and provide zoning approvals or comments before permits are issued.</w:t>
       </w:r>
@@ -233,21 +231,21 @@
       </w:pPr>
       <w:r>
         <w:rPr>
-          <w:rFonts w:ascii="Arial" w:hAnsi="Arial"/>
+          <w:rFonts w:ascii="Aptos" w:hAnsi="Aptos"/>
           <w:b/>
           <w:i w:val="0"/>
           <w:color w:val="000000"/>
-          <w:sz w:val="22"/>
+          <w:sz w:val="24"/>
         </w:rPr>
         <w:t>Project Management:</w:t>
       </w:r>
       <w:r>
         <w:rPr>
-          <w:rFonts w:ascii="Arial" w:hAnsi="Arial"/>
+          <w:rFonts w:ascii="Aptos" w:hAnsi="Aptos"/>
           <w:b w:val="0"/>
           <w:i w:val="0"/>
           <w:color w:val="000000"/>
-          <w:sz w:val="22"/>
+          <w:sz w:val="24"/>
         </w:rPr>
         <w:t xml:space="preserve"> Manage zoning projects including rezonings, map amendments, special use permits, variances, and district plans.</w:t>
       </w:r>
@@ -258,21 +256,21 @@
       </w:pPr>
       <w:r>
         <w:rPr>
-          <w:rFonts w:ascii="Arial" w:hAnsi="Arial"/>
+          <w:rFonts w:ascii="Aptos" w:hAnsi="Aptos"/>
           <w:b/>
           <w:i w:val="0"/>
           <w:color w:val="000000"/>
-          <w:sz w:val="22"/>
+          <w:sz w:val="24"/>
         </w:rPr>
-        <w:t>Customer Service:</w:t>
+        <w:t>Answer Public Queries:</w:t>
       </w:r>
       <w:r>
         <w:rPr>
-          <w:rFonts w:ascii="Arial" w:hAnsi="Arial"/>
+          <w:rFonts w:ascii="Aptos" w:hAnsi="Aptos"/>
           <w:b w:val="0"/>
           <w:i w:val="0"/>
           <w:color w:val="000000"/>
-          <w:sz w:val="22"/>
+          <w:sz w:val="24"/>
         </w:rPr>
         <w:t xml:space="preserve"> Respond to phone calls, emails, counter inquiries, and assist applicants with navigating zoning requirements.</w:t>
       </w:r>
@@ -283,21 +281,21 @@
       </w:pPr>
       <w:r>
         <w:rPr>
-          <w:rFonts w:ascii="Arial" w:hAnsi="Arial"/>
+          <w:rFonts w:ascii="Aptos" w:hAnsi="Aptos"/>
           <w:b/>
           <w:i w:val="0"/>
           <w:color w:val="000000"/>
-          <w:sz w:val="22"/>
+          <w:sz w:val="24"/>
         </w:rPr>
         <w:t>Documentation:</w:t>
       </w:r>
       <w:r>
         <w:rPr>
-          <w:rFonts w:ascii="Arial" w:hAnsi="Arial"/>
+          <w:rFonts w:ascii="Aptos" w:hAnsi="Aptos"/>
           <w:b w:val="0"/>
           <w:i w:val="0"/>
           <w:color w:val="000000"/>
-          <w:sz w:val="22"/>
+          <w:sz w:val="24"/>
         </w:rPr>
         <w:t xml:space="preserve"> Prepare staff reports, board reports, legal notices, ZDLs, resolutions, and decision letters.</w:t>
       </w:r>
@@ -308,21 +306,21 @@
       </w:pPr>
       <w:r>
         <w:rPr>
-          <w:rFonts w:ascii="Arial" w:hAnsi="Arial"/>
+          <w:rFonts w:ascii="Aptos" w:hAnsi="Aptos"/>
           <w:b/>
           <w:i w:val="0"/>
           <w:color w:val="000000"/>
-          <w:sz w:val="22"/>
+          <w:sz w:val="24"/>
         </w:rPr>
         <w:t>Historical Records Management:</w:t>
       </w:r>
       <w:r>
         <w:rPr>
-          <w:rFonts w:ascii="Arial" w:hAnsi="Arial"/>
+          <w:rFonts w:ascii="Aptos" w:hAnsi="Aptos"/>
           <w:b w:val="0"/>
           <w:i w:val="0"/>
           <w:color w:val="000000"/>
-          <w:sz w:val="22"/>
+          <w:sz w:val="24"/>
         </w:rPr>
         <w:t xml:space="preserve"> Maintain and research historical zoning documentation using both digital and paper archives.</w:t>
       </w:r>
@@ -333,21 +331,21 @@
       </w:pPr>
       <w:r>
         <w:rPr>
-          <w:rFonts w:ascii="Arial" w:hAnsi="Arial"/>
+          <w:rFonts w:ascii="Aptos" w:hAnsi="Aptos"/>
           <w:b/>
           <w:i w:val="0"/>
           <w:color w:val="000000"/>
-          <w:sz w:val="22"/>
+          <w:sz w:val="24"/>
         </w:rPr>
         <w:t>Interdepartmental Coordination:</w:t>
       </w:r>
       <w:r>
         <w:rPr>
-          <w:rFonts w:ascii="Arial" w:hAnsi="Arial"/>
+          <w:rFonts w:ascii="Aptos" w:hAnsi="Aptos"/>
           <w:b w:val="0"/>
           <w:i w:val="0"/>
           <w:color w:val="000000"/>
-          <w:sz w:val="22"/>
+          <w:sz w:val="24"/>
         </w:rPr>
         <w:t xml:space="preserve"> Coordinate reviews with Code Enforcement, CPO, DPW, Engineering, Fire Prevention, Assessment, and other City departments.</w:t>
       </w:r>
@@ -419,7 +417,7 @@
           <w:color w:val="000000"/>
           <w:sz w:val="24"/>
         </w:rPr>
-        <w:t>Provide Customer Assistance:</w:t>
+        <w:t>Provide Assistance:</w:t>
       </w:r>
       <w:r>
         <w:rPr>
@@ -548,7 +546,7 @@
       </w:r>
       <w:r>
         <w:rPr>
-          <w:rFonts w:ascii="Arial" w:hAnsi="Arial"/>
+          <w:rFonts w:ascii="Aptos" w:hAnsi="Aptos"/>
           <w:b w:val="0"/>
           <w:i w:val="0"/>
           <w:color w:val="000000"/>
@@ -563,7 +561,7 @@
       </w:pPr>
       <w:r>
         <w:rPr>
-          <w:rFonts w:ascii="Arial" w:hAnsi="Arial"/>
+          <w:rFonts w:ascii="Aptos" w:hAnsi="Aptos"/>
           <w:b w:val="0"/>
           <w:i w:val="0"/>
           <w:color w:val="000000"/>
@@ -573,7 +571,7 @@
       </w:r>
       <w:r>
         <w:rPr>
-          <w:rFonts w:ascii="Arial" w:hAnsi="Arial"/>
+          <w:rFonts w:ascii="Aptos" w:hAnsi="Aptos"/>
           <w:b/>
           <w:i w:val="0"/>
           <w:color w:val="000000"/>
@@ -583,7 +581,7 @@
       </w:r>
       <w:r>
         <w:rPr>
-          <w:rFonts w:ascii="Arial" w:hAnsi="Arial"/>
+          <w:rFonts w:ascii="Aptos" w:hAnsi="Aptos"/>
           <w:b w:val="0"/>
           <w:i w:val="0"/>
           <w:color w:val="000000"/>
@@ -598,7 +596,7 @@
       </w:pPr>
       <w:r>
         <w:rPr>
-          <w:rFonts w:ascii="Arial" w:hAnsi="Arial"/>
+          <w:rFonts w:ascii="Aptos" w:hAnsi="Aptos"/>
           <w:b w:val="0"/>
           <w:i w:val="0"/>
           <w:color w:val="000000"/>
@@ -613,7 +611,7 @@
       </w:pPr>
       <w:r>
         <w:rPr>
-          <w:rFonts w:ascii="Arial" w:hAnsi="Arial"/>
+          <w:rFonts w:ascii="Aptos" w:hAnsi="Aptos"/>
           <w:b w:val="0"/>
           <w:i w:val="0"/>
           <w:color w:val="000000"/>
@@ -628,7 +626,7 @@
       </w:pPr>
       <w:r>
         <w:rPr>
-          <w:rFonts w:ascii="Arial" w:hAnsi="Arial"/>
+          <w:rFonts w:ascii="Aptos" w:hAnsi="Aptos"/>
           <w:b w:val="0"/>
           <w:i w:val="0"/>
           <w:color w:val="000000"/>
@@ -643,7 +641,7 @@
       </w:pPr>
       <w:r>
         <w:rPr>
-          <w:rFonts w:ascii="Arial" w:hAnsi="Arial"/>
+          <w:rFonts w:ascii="Aptos" w:hAnsi="Aptos"/>
           <w:b w:val="0"/>
           <w:i w:val="0"/>
           <w:color w:val="000000"/>
@@ -673,7 +671,7 @@
       </w:pPr>
       <w:r>
         <w:rPr>
-          <w:rFonts w:ascii="Arial" w:hAnsi="Arial"/>
+          <w:rFonts w:ascii="Aptos" w:hAnsi="Aptos"/>
           <w:b/>
           <w:i w:val="0"/>
           <w:color w:val="000000"/>
@@ -683,7 +681,7 @@
       </w:r>
       <w:r>
         <w:rPr>
-          <w:rFonts w:ascii="Arial" w:hAnsi="Arial"/>
+          <w:rFonts w:ascii="Aptos" w:hAnsi="Aptos"/>
           <w:b w:val="0"/>
           <w:i w:val="0"/>
           <w:color w:val="000000"/>
@@ -698,7 +696,7 @@
       </w:pPr>
       <w:r>
         <w:rPr>
-          <w:rFonts w:ascii="Arial" w:hAnsi="Arial"/>
+          <w:rFonts w:ascii="Aptos" w:hAnsi="Aptos"/>
           <w:b/>
           <w:i w:val="0"/>
           <w:color w:val="000000"/>
@@ -708,7 +706,7 @@
       </w:r>
       <w:r>
         <w:rPr>
-          <w:rFonts w:ascii="Arial" w:hAnsi="Arial"/>
+          <w:rFonts w:ascii="Aptos" w:hAnsi="Aptos"/>
           <w:b w:val="0"/>
           <w:i w:val="0"/>
           <w:color w:val="000000"/>
@@ -723,7 +721,7 @@
       </w:pPr>
       <w:r>
         <w:rPr>
-          <w:rFonts w:ascii="Arial" w:hAnsi="Arial"/>
+          <w:rFonts w:ascii="Aptos" w:hAnsi="Aptos"/>
           <w:b/>
           <w:i w:val="0"/>
           <w:color w:val="000000"/>
@@ -733,7 +731,7 @@
       </w:r>
       <w:r>
         <w:rPr>
-          <w:rFonts w:ascii="Arial" w:hAnsi="Arial"/>
+          <w:rFonts w:ascii="Aptos" w:hAnsi="Aptos"/>
           <w:b w:val="0"/>
           <w:i w:val="0"/>
           <w:color w:val="000000"/>
@@ -748,7 +746,7 @@
       </w:pPr>
       <w:r>
         <w:rPr>
-          <w:rFonts w:ascii="Arial" w:hAnsi="Arial"/>
+          <w:rFonts w:ascii="Aptos" w:hAnsi="Aptos"/>
           <w:b/>
           <w:i w:val="0"/>
           <w:color w:val="000000"/>
@@ -758,7 +756,7 @@
       </w:r>
       <w:r>
         <w:rPr>
-          <w:rFonts w:ascii="Arial" w:hAnsi="Arial"/>
+          <w:rFonts w:ascii="Aptos" w:hAnsi="Aptos"/>
           <w:b w:val="0"/>
           <w:i w:val="0"/>
           <w:color w:val="000000"/>
@@ -773,7 +771,7 @@
       </w:pPr>
       <w:r>
         <w:rPr>
-          <w:rFonts w:ascii="Arial" w:hAnsi="Arial"/>
+          <w:rFonts w:ascii="Aptos" w:hAnsi="Aptos"/>
           <w:b/>
           <w:i w:val="0"/>
           <w:color w:val="000000"/>
@@ -783,7 +781,7 @@
       </w:r>
       <w:r>
         <w:rPr>
-          <w:rFonts w:ascii="Arial" w:hAnsi="Arial"/>
+          <w:rFonts w:ascii="Aptos" w:hAnsi="Aptos"/>
           <w:b w:val="0"/>
           <w:i w:val="0"/>
           <w:color w:val="000000"/>
@@ -798,7 +796,7 @@
       </w:pPr>
       <w:r>
         <w:rPr>
-          <w:rFonts w:ascii="Arial" w:hAnsi="Arial"/>
+          <w:rFonts w:ascii="Aptos" w:hAnsi="Aptos"/>
           <w:b/>
           <w:i w:val="0"/>
           <w:color w:val="000000"/>
@@ -808,7 +806,7 @@
       </w:r>
       <w:r>
         <w:rPr>
-          <w:rFonts w:ascii="Arial" w:hAnsi="Arial"/>
+          <w:rFonts w:ascii="Aptos" w:hAnsi="Aptos"/>
           <w:b w:val="0"/>
           <w:i w:val="0"/>
           <w:color w:val="000000"/>
@@ -838,7 +836,7 @@
       </w:pPr>
       <w:r>
         <w:rPr>
-          <w:rFonts w:ascii="Arial" w:hAnsi="Arial"/>
+          <w:rFonts w:ascii="Aptos" w:hAnsi="Aptos"/>
           <w:b/>
           <w:i w:val="0"/>
           <w:color w:val="000000"/>
@@ -848,7 +846,7 @@
       </w:r>
       <w:r>
         <w:rPr>
-          <w:rFonts w:ascii="Arial" w:hAnsi="Arial"/>
+          <w:rFonts w:ascii="Aptos" w:hAnsi="Aptos"/>
           <w:b w:val="0"/>
           <w:i w:val="0"/>
           <w:color w:val="000000"/>
@@ -863,7 +861,7 @@
       </w:pPr>
       <w:r>
         <w:rPr>
-          <w:rFonts w:ascii="Arial" w:hAnsi="Arial"/>
+          <w:rFonts w:ascii="Aptos" w:hAnsi="Aptos"/>
           <w:b/>
           <w:i w:val="0"/>
           <w:color w:val="000000"/>
@@ -873,7 +871,7 @@
       </w:r>
       <w:r>
         <w:rPr>
-          <w:rFonts w:ascii="Arial" w:hAnsi="Arial"/>
+          <w:rFonts w:ascii="Aptos" w:hAnsi="Aptos"/>
           <w:b w:val="0"/>
           <w:i w:val="0"/>
           <w:color w:val="000000"/>
@@ -888,7 +886,7 @@
       </w:pPr>
       <w:r>
         <w:rPr>
-          <w:rFonts w:ascii="Arial" w:hAnsi="Arial"/>
+          <w:rFonts w:ascii="Aptos" w:hAnsi="Aptos"/>
           <w:b/>
           <w:i w:val="0"/>
           <w:color w:val="000000"/>
@@ -898,7 +896,7 @@
       </w:r>
       <w:r>
         <w:rPr>
-          <w:rFonts w:ascii="Arial" w:hAnsi="Arial"/>
+          <w:rFonts w:ascii="Aptos" w:hAnsi="Aptos"/>
           <w:b w:val="0"/>
           <w:i w:val="0"/>
           <w:color w:val="000000"/>
@@ -913,7 +911,7 @@
       </w:pPr>
       <w:r>
         <w:rPr>
-          <w:rFonts w:ascii="Arial" w:hAnsi="Arial"/>
+          <w:rFonts w:ascii="Aptos" w:hAnsi="Aptos"/>
           <w:b/>
           <w:i w:val="0"/>
           <w:color w:val="000000"/>
@@ -923,7 +921,7 @@
       </w:r>
       <w:r>
         <w:rPr>
-          <w:rFonts w:ascii="Arial" w:hAnsi="Arial"/>
+          <w:rFonts w:ascii="Aptos" w:hAnsi="Aptos"/>
           <w:b w:val="0"/>
           <w:i w:val="0"/>
           <w:color w:val="000000"/>
@@ -938,7 +936,7 @@
       </w:pPr>
       <w:r>
         <w:rPr>
-          <w:rFonts w:ascii="Arial" w:hAnsi="Arial"/>
+          <w:rFonts w:ascii="Aptos" w:hAnsi="Aptos"/>
           <w:b/>
           <w:i w:val="0"/>
           <w:color w:val="000000"/>
@@ -948,7 +946,7 @@
       </w:r>
       <w:r>
         <w:rPr>
-          <w:rFonts w:ascii="Arial" w:hAnsi="Arial"/>
+          <w:rFonts w:ascii="Aptos" w:hAnsi="Aptos"/>
           <w:b w:val="0"/>
           <w:i w:val="0"/>
           <w:color w:val="000000"/>
@@ -963,7 +961,7 @@
       </w:pPr>
       <w:r>
         <w:rPr>
-          <w:rFonts w:ascii="Arial" w:hAnsi="Arial"/>
+          <w:rFonts w:ascii="Aptos" w:hAnsi="Aptos"/>
           <w:b/>
           <w:i w:val="0"/>
           <w:color w:val="000000"/>
@@ -973,7 +971,7 @@
       </w:r>
       <w:r>
         <w:rPr>
-          <w:rFonts w:ascii="Arial" w:hAnsi="Arial"/>
+          <w:rFonts w:ascii="Aptos" w:hAnsi="Aptos"/>
           <w:b w:val="0"/>
           <w:i w:val="0"/>
           <w:color w:val="000000"/>
@@ -1003,7 +1001,7 @@
       </w:pPr>
       <w:r>
         <w:rPr>
-          <w:rFonts w:ascii="Arial" w:hAnsi="Arial"/>
+          <w:rFonts w:ascii="Aptos" w:hAnsi="Aptos"/>
           <w:b/>
           <w:i w:val="0"/>
           <w:color w:val="000000"/>
@@ -1013,7 +1011,7 @@
       </w:r>
       <w:r>
         <w:rPr>
-          <w:rFonts w:ascii="Arial" w:hAnsi="Arial"/>
+          <w:rFonts w:ascii="Aptos" w:hAnsi="Aptos"/>
           <w:b w:val="0"/>
           <w:i w:val="0"/>
           <w:color w:val="000000"/>
@@ -1028,7 +1026,7 @@
       </w:pPr>
       <w:r>
         <w:rPr>
-          <w:rFonts w:ascii="Arial" w:hAnsi="Arial"/>
+          <w:rFonts w:ascii="Aptos" w:hAnsi="Aptos"/>
           <w:b/>
           <w:i w:val="0"/>
           <w:color w:val="000000"/>
@@ -1038,7 +1036,7 @@
       </w:r>
       <w:r>
         <w:rPr>
-          <w:rFonts w:ascii="Arial" w:hAnsi="Arial"/>
+          <w:rFonts w:ascii="Aptos" w:hAnsi="Aptos"/>
           <w:b w:val="0"/>
           <w:i w:val="0"/>
           <w:color w:val="000000"/>
@@ -1053,7 +1051,7 @@
       </w:pPr>
       <w:r>
         <w:rPr>
-          <w:rFonts w:ascii="Arial" w:hAnsi="Arial"/>
+          <w:rFonts w:ascii="Aptos" w:hAnsi="Aptos"/>
           <w:b/>
           <w:i w:val="0"/>
           <w:color w:val="000000"/>
@@ -1063,7 +1061,7 @@
       </w:r>
       <w:r>
         <w:rPr>
-          <w:rFonts w:ascii="Arial" w:hAnsi="Arial"/>
+          <w:rFonts w:ascii="Aptos" w:hAnsi="Aptos"/>
           <w:b w:val="0"/>
           <w:i w:val="0"/>
           <w:color w:val="000000"/>
@@ -1078,7 +1076,7 @@
       </w:pPr>
       <w:r>
         <w:rPr>
-          <w:rFonts w:ascii="Arial" w:hAnsi="Arial"/>
+          <w:rFonts w:ascii="Aptos" w:hAnsi="Aptos"/>
           <w:b/>
           <w:i w:val="0"/>
           <w:color w:val="000000"/>
@@ -1088,7 +1086,7 @@
       </w:r>
       <w:r>
         <w:rPr>
-          <w:rFonts w:ascii="Arial" w:hAnsi="Arial"/>
+          <w:rFonts w:ascii="Aptos" w:hAnsi="Aptos"/>
           <w:b w:val="0"/>
           <w:i w:val="0"/>
           <w:color w:val="000000"/>
@@ -1103,7 +1101,7 @@
       </w:pPr>
       <w:r>
         <w:rPr>
-          <w:rFonts w:ascii="Arial" w:hAnsi="Arial"/>
+          <w:rFonts w:ascii="Aptos" w:hAnsi="Aptos"/>
           <w:b/>
           <w:i w:val="0"/>
           <w:color w:val="000000"/>
@@ -1113,7 +1111,7 @@
       </w:r>
       <w:r>
         <w:rPr>
-          <w:rFonts w:ascii="Arial" w:hAnsi="Arial"/>
+          <w:rFonts w:ascii="Aptos" w:hAnsi="Aptos"/>
           <w:b w:val="0"/>
           <w:i w:val="0"/>
           <w:color w:val="000000"/>
@@ -1128,7 +1126,7 @@
       </w:pPr>
       <w:r>
         <w:rPr>
-          <w:rFonts w:ascii="Arial" w:hAnsi="Arial"/>
+          <w:rFonts w:ascii="Aptos" w:hAnsi="Aptos"/>
           <w:b/>
           <w:i w:val="0"/>
           <w:color w:val="000000"/>
@@ -1138,7 +1136,7 @@
       </w:r>
       <w:r>
         <w:rPr>
-          <w:rFonts w:ascii="Arial" w:hAnsi="Arial"/>
+          <w:rFonts w:ascii="Aptos" w:hAnsi="Aptos"/>
           <w:b w:val="0"/>
           <w:i w:val="0"/>
           <w:color w:val="000000"/>
@@ -1952,21 +1950,6 @@
       <w:r>
         <w:rPr>
           <w:rFonts w:ascii="Aptos" w:hAnsi="Aptos"/>
-          <w:b w:val="0"/>
-          <w:i w:val="0"/>
-          <w:color w:val="000000"/>
-          <w:sz w:val="24"/>
-        </w:rPr>
-        <w:t>Other:</w:t>
-      </w:r>
-    </w:p>
-    <w:p>
-      <w:pPr>
-        <w:pStyle w:val="ListParagraph"/>
-      </w:pPr>
-      <w:r>
-        <w:rPr>
-          <w:rFonts w:ascii="Aptos" w:hAnsi="Aptos"/>
           <w:b/>
           <w:i w:val="0"/>
           <w:color w:val="000000"/>
@@ -1983,31 +1966,6 @@
           <w:sz w:val="24"/>
         </w:rPr>
         <w:t xml:space="preserve"> Reduce reliance on legacy systems and physical archives by digitizing historical records.</w:t>
-      </w:r>
-    </w:p>
-    <w:p>
-      <w:pPr>
-        <w:pStyle w:val="ListParagraph"/>
-      </w:pPr>
-      <w:r>
-        <w:rPr>
-          <w:rFonts w:ascii="Aptos" w:hAnsi="Aptos"/>
-          <w:b/>
-          <w:i w:val="0"/>
-          <w:color w:val="000000"/>
-          <w:sz w:val="24"/>
-        </w:rPr>
-        <w:t>Earlier Zoning Review:</w:t>
-      </w:r>
-      <w:r>
-        <w:rPr>
-          <w:rFonts w:ascii="Aptos" w:hAnsi="Aptos"/>
-          <w:b w:val="0"/>
-          <w:i w:val="0"/>
-          <w:color w:val="000000"/>
-          <w:sz w:val="24"/>
-        </w:rPr>
-        <w:t xml:space="preserve"> Integrate zoning reviews earlier into permit and Certificate of Use workflows.</w:t>
       </w:r>
     </w:p>
     <w:p>
@@ -2047,7 +2005,7 @@
           <w:color w:val="000000"/>
           <w:sz w:val="24"/>
         </w:rPr>
-        <w:t>Better Applicant Communication:</w:t>
+        <w:t>Enhanced Reporting &amp; GIS Integration:</w:t>
       </w:r>
       <w:r>
         <w:rPr>
@@ -2057,7 +2015,22 @@
           <w:color w:val="000000"/>
           <w:sz w:val="24"/>
         </w:rPr>
-        <w:t xml:space="preserve"> Improve transparency by providing applicants with easier access to project status and zoning information.</w:t>
+        <w:t xml:space="preserve"> Expand GIS capabilities and provide better reporting and dashboards for zoning projects.</w:t>
+      </w:r>
+    </w:p>
+    <w:p>
+      <w:pPr>
+        <w:pStyle w:val="ListParagraph"/>
+      </w:pPr>
+      <w:r>
+        <w:rPr>
+          <w:rFonts w:ascii="Aptos" w:hAnsi="Aptos"/>
+          <w:b w:val="0"/>
+          <w:i w:val="0"/>
+          <w:color w:val="000000"/>
+          <w:sz w:val="24"/>
+        </w:rPr>
+        <w:t>Other:</w:t>
       </w:r>
     </w:p>
     <w:p>
@@ -2072,7 +2045,7 @@
           <w:color w:val="000000"/>
           <w:sz w:val="24"/>
         </w:rPr>
-        <w:t>Enhanced Reporting &amp; GIS Integration:</w:t>
+        <w:t>Earlier Zoning Review:</w:t>
       </w:r>
       <w:r>
         <w:rPr>
@@ -2082,7 +2055,30 @@
           <w:color w:val="000000"/>
           <w:sz w:val="24"/>
         </w:rPr>
-        <w:t xml:space="preserve"> Expand GIS capabilities and provide better reporting and dashboards for zoning projects.</w:t>
+        <w:t xml:space="preserve"> Integrate zoning reviews earlier into permit and Certificate of Use workflows.</w:t>
+      </w:r>
+    </w:p>
+    <w:p>
+      <w:pPr/>
+      <w:r>
+        <w:rPr>
+          <w:rFonts w:ascii="Aptos" w:hAnsi="Aptos"/>
+          <w:b/>
+          <w:i w:val="0"/>
+          <w:color w:val="000000"/>
+          <w:sz w:val="24"/>
+        </w:rPr>
+        <w:t>Better Applicant Communication:</w:t>
+      </w:r>
+      <w:r>
+        <w:rPr>
+          <w:rFonts w:ascii="Aptos" w:hAnsi="Aptos"/>
+          <w:b w:val="0"/>
+          <w:i w:val="0"/>
+          <w:color w:val="000000"/>
+          <w:sz w:val="24"/>
+        </w:rPr>
+        <w:t xml:space="preserve"> Improve transparency by providing applicants with easier access to project status and zoning information.</w:t>
       </w:r>
     </w:p>
     <w:sectPr>

--- a/round1/output/docx_sections/DOCE Zoning.docx
+++ b/round1/output/docx_sections/DOCE Zoning.docx
@@ -1800,7 +1800,17 @@
           <w:color w:val="0F4761"/>
           <w:sz w:val="28"/>
         </w:rPr>
-        <w:t>Expectations:</w:t>
+        <w:t>Expect</w:t>
+      </w:r>
+      <w:r>
+        <w:rPr>
+          <w:rFonts w:ascii="Aptos" w:hAnsi="Aptos"/>
+          <w:b w:val="0"/>
+          <w:i w:val="0"/>
+          <w:color w:val="0F4761"/>
+          <w:sz w:val="28"/>
+        </w:rPr>
+        <w:t>ation:</w:t>
       </w:r>
     </w:p>
     <w:p>
